--- a/proposal/股文觀指_商業簡報講稿.docx
+++ b/proposal/股文觀指_商業簡報講稿.docx
@@ -124,7 +124,7 @@
           <w:sz w:val="22"/>
           <w:szCs w:val="22"/>
         </w:rPr>
-        <w:t xml:space="preserve">總長約 12 分鐘。封面 30 秒、痛點與平台介紹 2 分鐘、5 大功能各 45 秒（共 4 分鐘）、79% 勝率 hero 1 分鐘、競爭定位 1 分鐘、商業模式與財務 1.5 分鐘、行銷與路線圖 1.5 分鐘、風險與 CTA 30 秒。</w:t>
+        <w:t xml:space="preserve">總長約 12 分鐘。封面 30 秒、痛點與平台介紹 2 分鐘、5 大功能各 45 秒（共 4 分鐘）、71% 勝率 hero 1 分鐘、競爭定位 1 分鐘、商業模式與財務 1.5 分鐘、行銷與路線圖 1.5 分鐘、風險與 CTA 30 秒。</w:t>
       </w:r>
     </w:p>
     <w:p>
@@ -169,7 +169,7 @@
           <w:sz w:val="22"/>
           <w:szCs w:val="22"/>
         </w:rPr>
-        <w:t xml:space="preserve">2. 數字要說全：不只說「79%」，要說「10 天 99 個樣本」。</w:t>
+        <w:t xml:space="preserve">2. 數字要說全：不只說「71%」，要說「10 天 166 個樣本」。</w:t>
       </w:r>
     </w:p>
     <w:p>
@@ -228,7 +228,7 @@
           <w:sz w:val="22"/>
           <w:szCs w:val="22"/>
         </w:rPr>
-        <w:t xml:space="preserve">Q「樣本太少？」→ 是的，目前只有 99 筆，這也是為什麼我們公開所有計算方法。樣本會持續累積，每天都在增加。</w:t>
+        <w:t xml:space="preserve">Q「樣本太少？」→ 是的，目前只有 166 筆，這也是為什麼我們公開所有計算方法。樣本會持續累積，每天都在增加。</w:t>
       </w:r>
     </w:p>
     <w:p>
@@ -242,7 +242,7 @@
           <w:sz w:val="22"/>
           <w:szCs w:val="22"/>
         </w:rPr>
-        <w:t xml:space="preserve">Q「市場跌的時候呢？」→ 99 樣本裡涵蓋的是相對偏多頭的 10 天，這是限制。我們會在風險聲明裡明確揭露。</w:t>
+        <w:t xml:space="preserve">Q「市場跌的時候呢？」→ 166 樣本裡涵蓋的是相對偏多頭的 10 天，這是限制。我們會在風險聲明裡明確揭露。</w:t>
       </w:r>
     </w:p>
     <w:p>
@@ -357,7 +357,7 @@
                 <w:sz w:val="24"/>
                 <w:szCs w:val="24"/>
               </w:rPr>
-              <w:t xml:space="preserve">封面 · 79% 勝率 + URL</w:t>
+              <w:t xml:space="preserve">封面 · 71% 勝率 + URL</w:t>
             </w:r>
           </w:p>
         </w:tc>
@@ -427,7 +427,7 @@
           <w:sz w:val="18"/>
           <w:szCs w:val="18"/>
         </w:rPr>
-        <w:t xml:space="preserve">PPT 顯示巨大的「股文觀指 大師專區」品牌名，下方 79% 紅色大字。</w:t>
+        <w:t xml:space="preserve">PPT 顯示巨大的「股文觀指 大師專區」品牌名，下方 71% 紅色大字。</w:t>
       </w:r>
     </w:p>
     <w:p>
@@ -441,7 +441,7 @@
           <w:sz w:val="24"/>
           <w:szCs w:val="24"/>
         </w:rPr>
-        <w:t xml:space="preserve">大家好。今天要介紹的是「股文觀指 大師專區」——一個聚焦台股漲停股的資訊平台。在開始講細節之前，先看一個數字。我們用 TWSE 真實隔日 OHLC、99 個樣本、10 個交易日、樣本加權平均做出來的隔日開盤勝率是 79%。這個數字後面我會仔細解釋是怎麼算出來的，現在請先記住這個 79%。</w:t>
+        <w:t xml:space="preserve">大家好。今天要介紹的是「股文觀指 大師專區」——一個聚焦台股漲停股的資訊平台。在開始講細節之前，先看一個數字。我們用 TWSE 真實隔日 OHLC、166 個樣本、10 個交易日、樣本加權平均做出來的隔日開盤勝率是 71%。這個數字後面我會仔細解釋是怎麼算出來的，現在請先記住這個 71%。</w:t>
       </w:r>
     </w:p>
     <w:tbl>
@@ -520,7 +520,7 @@
                 <w:sz w:val="20"/>
                 <w:szCs w:val="20"/>
               </w:rPr>
-              <w:t xml:space="preserve">說完 79% 後停 2 秒，讓對方記住數字再繼續。</w:t>
+              <w:t xml:space="preserve">說完 71% 後停 2 秒，讓對方記住數字再繼續。</w:t>
             </w:r>
           </w:p>
         </w:tc>
@@ -2426,7 +2426,7 @@
           <w:sz w:val="22"/>
           <w:szCs w:val="22"/>
         </w:rPr>
-        <w:t xml:space="preserve">現在進入今天最重要的一張投影片：那個 79% 是怎麼算出來的。</w:t>
+        <w:t xml:space="preserve">現在進入今天最重要的一張投影片：那個 71% 是怎麼算出來的。</w:t>
       </w:r>
     </w:p>
     <w:p>
@@ -2513,7 +2513,7 @@
                 <w:sz w:val="24"/>
                 <w:szCs w:val="24"/>
               </w:rPr>
-              <w:t xml:space="preserve">★ 79% 勝率 HERO</w:t>
+              <w:t xml:space="preserve">★ 71% 勝率 HERO</w:t>
             </w:r>
           </w:p>
         </w:tc>
@@ -2583,7 +2583,7 @@
           <w:sz w:val="18"/>
           <w:szCs w:val="18"/>
         </w:rPr>
-        <w:t xml:space="preserve">整張投影片只有一個巨大的「79%」紅色大字，下方三個小數字：78/99、+3.25%、10 天。</w:t>
+        <w:t xml:space="preserve">整張投影片只有一個巨大的「71%」紅色大字，下方三個小數字：118/166、+2.72%、10 天。</w:t>
       </w:r>
     </w:p>
     <w:p>
@@ -2597,7 +2597,7 @@
           <w:sz w:val="24"/>
           <w:szCs w:val="24"/>
         </w:rPr>
-        <w:t xml:space="preserve">這就是開頭講的 79%。我說明清楚是怎麼算的：對過去 10 個交易日，每天平台「明日焦點」推薦的所有標的，我們去抓真實的隔日 TWSE OHLC，看開盤價是不是高於漲停日收盤——如果是，算一次「贏」。10 天累積 99 個樣本，贏 78 次，勝率 79%。這是樣本加權平均，不是日均，所以一個 3 標的的日子和一個 30 標的的日子算法是公平的。平均開盤報酬是 +3.25%。但我必須誠實說：99 樣本是小樣本，10 天沒涵蓋空頭循環，這是限制。過去績效不代表未來。</w:t>
+        <w:t xml:space="preserve">這就是開頭講的 71%。我說明清楚是怎麼算的：對過去 10 個交易日，每天平台「明日焦點」推薦的所有標的，我們去抓真實的隔日 TWSE OHLC，看開盤價是不是高於漲停日收盤——如果是，算一次「贏」。10 天累積 166 個樣本，贏 118 次，勝率 71%。這是樣本加權平均，不是日均，所以一個 3 標的的日子和一個 30 標的的日子算法是公平的。平均開盤報酬是 +2.72%。但我必須誠實說：166 樣本是小樣本，10 天沒涵蓋空頭循環，這是限制。過去績效不代表未來。</w:t>
       </w:r>
     </w:p>
     <w:tbl>
@@ -3675,7 +3675,7 @@
           <w:sz w:val="24"/>
           <w:szCs w:val="24"/>
         </w:rPr>
-        <w:t xml:space="preserve">三層漏斗。最上層，SEO 經營「漲停股 隔日表現」「台股月營收 YoY」這類長尾關鍵字，每天自動更新的資料頁本身就是 SEO 內容，自然會被搜尋引擎收錄。中層，靠真實數據揭露建立信任——79% 勝率、99 樣本、開源演算法，這是我們和「老師喊單」最大的區別。下層，免費 LINE 群作為高互動社群，使用者實際看到價值之後自然轉成月費會員。整條漏斗不用大量廣告投放，是時間累積換流量。</w:t>
+        <w:t xml:space="preserve">三層漏斗。最上層，SEO 經營「漲停股 隔日表現」「台股月營收 YoY」這類長尾關鍵字，每天自動更新的資料頁本身就是 SEO 內容，自然會被搜尋引擎收錄。中層，靠真實數據揭露建立信任——71% 勝率、166 樣本、開源演算法，這是我們和「老師喊單」最大的區別。下層，免費 LINE 群作為高互動社群，使用者實際看到價值之後自然轉成月費會員。整條漏斗不用大量廣告投放，是時間累積換流量。</w:t>
       </w:r>
     </w:p>
     <w:p>
@@ -4091,7 +4091,7 @@
           <w:sz w:val="24"/>
           <w:szCs w:val="24"/>
         </w:rPr>
-        <w:t xml:space="preserve">風險我必須直接講清楚。第一，樣本只有 99 筆 10 天，沒有跨多空頭循環，未來市況差會有顯著差異。第二，這是個人開發專案，目前沒有團隊和客服窗口。第三，我們不是金融顧問業者，所有內容都僅供參考，不構成任何投資建議。第四，每日資料盤後 2.5 小時才更新，盤中即時請看券商。第五，漲停股操作是高波動策略，可能虧損，請在自己能承受的範圍操作。我把這些先講清楚，是因為信任建立在不掩蓋限制之上。</w:t>
+        <w:t xml:space="preserve">風險我必須直接講清楚。第一，樣本只有 166 筆 10 天，沒有跨多空頭循環，未來市況差會有顯著差異。第二，這是個人開發專案，目前沒有團隊和客服窗口。第三，我們不是金融顧問業者，所有內容都僅供參考，不構成任何投資建議。第四，每日資料盤後 2.5 小時才更新，盤中即時請看券商。第五，漲停股操作是高波動策略，可能虧損，請在自己能承受的範圍操作。我把這些先講清楚，是因為信任建立在不掩蓋限制之上。</w:t>
       </w:r>
     </w:p>
     <w:tbl>
@@ -4552,7 +4552,7 @@
           <w:sz w:val="22"/>
           <w:szCs w:val="22"/>
         </w:rPr>
-        <w:t xml:space="preserve">79% Hero ＝ 1 分鐘給專業背書。</w:t>
+        <w:t xml:space="preserve">71% Hero ＝ 1 分鐘給專業背書。</w:t>
       </w:r>
     </w:p>
     <w:p>
@@ -4625,7 +4625,7 @@
           <w:sz w:val="22"/>
           <w:szCs w:val="22"/>
         </w:rPr>
-        <w:t xml:space="preserve">【3 分鐘 elevator pitch 版】只用 Slide 1 + Slide 9 + Slide 11 + Slide 16。一張封面、一張 79% 勝率、一張商業模式、一張 CTA。適合電梯、餐會、KOL 訪談開場。</w:t>
+        <w:t xml:space="preserve">【3 分鐘 elevator pitch 版】只用 Slide 1 + Slide 9 + Slide 11 + Slide 16。一張封面、一張 71% 勝率、一張商業模式、一張 CTA。適合電梯、餐會、KOL 訪談開場。</w:t>
       </w:r>
     </w:p>
     <w:p>

--- a/proposal/股文觀指_商業簡報講稿.docx
+++ b/proposal/股文觀指_商業簡報講稿.docx
@@ -124,7 +124,7 @@
           <w:sz w:val="22"/>
           <w:szCs w:val="22"/>
         </w:rPr>
-        <w:t xml:space="preserve">總長約 12 分鐘。封面 30 秒、痛點與平台介紹 2 分鐘、5 大功能各 45 秒（共 4 分鐘）、71% 勝率 hero 1 分鐘、競爭定位 1 分鐘、商業模式與財務 1.5 分鐘、行銷與路線圖 1.5 分鐘、風險與 CTA 30 秒。</w:t>
+        <w:t xml:space="preserve">總長約 12 分鐘。封面 30 秒、痛點與平台介紹 2 分鐘、5 大功能各 45 秒（共 4 分鐘）、70% 勝率 hero 1 分鐘、競爭定位 1 分鐘、商業模式與財務 1.5 分鐘、行銷與路線圖 1.5 分鐘、風險與 CTA 30 秒。</w:t>
       </w:r>
     </w:p>
     <w:p>
@@ -169,7 +169,7 @@
           <w:sz w:val="22"/>
           <w:szCs w:val="22"/>
         </w:rPr>
-        <w:t xml:space="preserve">2. 數字要說全：不只說「71%」，要說「10 天 166 個樣本」。</w:t>
+        <w:t xml:space="preserve">2. 數字要說全：不只說「70%」，要說「10 天 185 個樣本」。</w:t>
       </w:r>
     </w:p>
     <w:p>
@@ -228,7 +228,7 @@
           <w:sz w:val="22"/>
           <w:szCs w:val="22"/>
         </w:rPr>
-        <w:t xml:space="preserve">Q「樣本太少？」→ 是的，目前只有 166 筆，這也是為什麼我們公開所有計算方法。樣本會持續累積，每天都在增加。</w:t>
+        <w:t xml:space="preserve">Q「樣本太少？」→ 是的，目前只有 185 筆，這也是為什麼我們公開所有計算方法。樣本會持續累積，每天都在增加。</w:t>
       </w:r>
     </w:p>
     <w:p>
@@ -242,7 +242,7 @@
           <w:sz w:val="22"/>
           <w:szCs w:val="22"/>
         </w:rPr>
-        <w:t xml:space="preserve">Q「市場跌的時候呢？」→ 166 樣本裡涵蓋的是相對偏多頭的 10 天，這是限制。我們會在風險聲明裡明確揭露。</w:t>
+        <w:t xml:space="preserve">Q「市場跌的時候呢？」→ 185 樣本裡涵蓋的是相對偏多頭的 10 天，這是限制。我們會在風險聲明裡明確揭露。</w:t>
       </w:r>
     </w:p>
     <w:p>
@@ -357,7 +357,7 @@
                 <w:sz w:val="24"/>
                 <w:szCs w:val="24"/>
               </w:rPr>
-              <w:t xml:space="preserve">封面 · 71% 勝率 + URL</w:t>
+              <w:t xml:space="preserve">封面 · 70% 勝率 + URL</w:t>
             </w:r>
           </w:p>
         </w:tc>
@@ -427,7 +427,7 @@
           <w:sz w:val="18"/>
           <w:szCs w:val="18"/>
         </w:rPr>
-        <w:t xml:space="preserve">PPT 顯示巨大的「股文觀指 大師專區」品牌名，下方 71% 紅色大字。</w:t>
+        <w:t xml:space="preserve">PPT 顯示巨大的「股文觀指 大師專區」品牌名，下方 70% 紅色大字。</w:t>
       </w:r>
     </w:p>
     <w:p>
@@ -441,7 +441,7 @@
           <w:sz w:val="24"/>
           <w:szCs w:val="24"/>
         </w:rPr>
-        <w:t xml:space="preserve">大家好。今天要介紹的是「股文觀指 大師專區」——一個聚焦台股漲停股的資訊平台。在開始講細節之前，先看一個數字。我們用 TWSE 真實隔日 OHLC、166 個樣本、10 個交易日、樣本加權平均做出來的隔日開盤勝率是 71%。這個數字後面我會仔細解釋是怎麼算出來的，現在請先記住這個 71%。</w:t>
+        <w:t xml:space="preserve">大家好。今天要介紹的是「股文觀指 大師專區」——一個聚焦台股漲停股的資訊平台。在開始講細節之前，先看一個數字。我們用 TWSE 真實隔日 OHLC、185 個樣本、10 個交易日、樣本加權平均做出來的隔日開盤勝率是 70%。這個數字後面我會仔細解釋是怎麼算出來的，現在請先記住這個 70%。</w:t>
       </w:r>
     </w:p>
     <w:tbl>
@@ -520,7 +520,7 @@
                 <w:sz w:val="20"/>
                 <w:szCs w:val="20"/>
               </w:rPr>
-              <w:t xml:space="preserve">說完 71% 後停 2 秒，讓對方記住數字再繼續。</w:t>
+              <w:t xml:space="preserve">說完 70% 後停 2 秒，讓對方記住數字再繼續。</w:t>
             </w:r>
           </w:p>
         </w:tc>
@@ -2426,7 +2426,7 @@
           <w:sz w:val="22"/>
           <w:szCs w:val="22"/>
         </w:rPr>
-        <w:t xml:space="preserve">現在進入今天最重要的一張投影片：那個 71% 是怎麼算出來的。</w:t>
+        <w:t xml:space="preserve">現在進入今天最重要的一張投影片：那個 70% 是怎麼算出來的。</w:t>
       </w:r>
     </w:p>
     <w:p>
@@ -2513,7 +2513,7 @@
                 <w:sz w:val="24"/>
                 <w:szCs w:val="24"/>
               </w:rPr>
-              <w:t xml:space="preserve">★ 71% 勝率 HERO</w:t>
+              <w:t xml:space="preserve">★ 70% 勝率 HERO</w:t>
             </w:r>
           </w:p>
         </w:tc>
@@ -2583,7 +2583,7 @@
           <w:sz w:val="18"/>
           <w:szCs w:val="18"/>
         </w:rPr>
-        <w:t xml:space="preserve">整張投影片只有一個巨大的「71%」紅色大字，下方三個小數字：118/166、+2.72%、10 天。</w:t>
+        <w:t xml:space="preserve">整張投影片只有一個巨大的「70%」紅色大字，下方三個小數字：130/185、+2.58%、10 天。</w:t>
       </w:r>
     </w:p>
     <w:p>
@@ -2597,7 +2597,7 @@
           <w:sz w:val="24"/>
           <w:szCs w:val="24"/>
         </w:rPr>
-        <w:t xml:space="preserve">這就是開頭講的 71%。我說明清楚是怎麼算的：對過去 10 個交易日，每天平台「明日焦點」推薦的所有標的，我們去抓真實的隔日 TWSE OHLC，看開盤價是不是高於漲停日收盤——如果是，算一次「贏」。10 天累積 166 個樣本，贏 118 次，勝率 71%。這是樣本加權平均，不是日均，所以一個 3 標的的日子和一個 30 標的的日子算法是公平的。平均開盤報酬是 +2.72%。但我必須誠實說：166 樣本是小樣本，10 天沒涵蓋空頭循環，這是限制。過去績效不代表未來。</w:t>
+        <w:t xml:space="preserve">這就是開頭講的 70%。我說明清楚是怎麼算的：對過去 10 個交易日，每天平台「明日焦點」推薦的所有標的，我們去抓真實的隔日 TWSE OHLC，看開盤價是不是高於漲停日收盤——如果是，算一次「贏」。10 天累積 185 個樣本，贏 130 次，勝率 70%。這是樣本加權平均，不是日均，所以一個 3 標的的日子和一個 30 標的的日子算法是公平的。平均開盤報酬是 +2.58%。但我必須誠實說：185 樣本是小樣本，10 天沒涵蓋空頭循環，這是限制。過去績效不代表未來。</w:t>
       </w:r>
     </w:p>
     <w:tbl>
@@ -3675,7 +3675,7 @@
           <w:sz w:val="24"/>
           <w:szCs w:val="24"/>
         </w:rPr>
-        <w:t xml:space="preserve">三層漏斗。最上層，SEO 經營「漲停股 隔日表現」「台股月營收 YoY」這類長尾關鍵字，每天自動更新的資料頁本身就是 SEO 內容，自然會被搜尋引擎收錄。中層，靠真實數據揭露建立信任——71% 勝率、166 樣本、開源演算法，這是我們和「老師喊單」最大的區別。下層，免費 LINE 群作為高互動社群，使用者實際看到價值之後自然轉成月費會員。整條漏斗不用大量廣告投放，是時間累積換流量。</w:t>
+        <w:t xml:space="preserve">三層漏斗。最上層，SEO 經營「漲停股 隔日表現」「台股月營收 YoY」這類長尾關鍵字，每天自動更新的資料頁本身就是 SEO 內容，自然會被搜尋引擎收錄。中層，靠真實數據揭露建立信任——70% 勝率、185 樣本、開源演算法，這是我們和「老師喊單」最大的區別。下層，免費 LINE 群作為高互動社群，使用者實際看到價值之後自然轉成月費會員。整條漏斗不用大量廣告投放，是時間累積換流量。</w:t>
       </w:r>
     </w:p>
     <w:p>
@@ -4091,7 +4091,7 @@
           <w:sz w:val="24"/>
           <w:szCs w:val="24"/>
         </w:rPr>
-        <w:t xml:space="preserve">風險我必須直接講清楚。第一，樣本只有 166 筆 10 天，沒有跨多空頭循環，未來市況差會有顯著差異。第二，這是個人開發專案，目前沒有團隊和客服窗口。第三，我們不是金融顧問業者，所有內容都僅供參考，不構成任何投資建議。第四，每日資料盤後 2.5 小時才更新，盤中即時請看券商。第五，漲停股操作是高波動策略，可能虧損，請在自己能承受的範圍操作。我把這些先講清楚，是因為信任建立在不掩蓋限制之上。</w:t>
+        <w:t xml:space="preserve">風險我必須直接講清楚。第一，樣本只有 185 筆 10 天，沒有跨多空頭循環，未來市況差會有顯著差異。第二，這是個人開發專案，目前沒有團隊和客服窗口。第三，我們不是金融顧問業者，所有內容都僅供參考，不構成任何投資建議。第四，每日資料盤後 2.5 小時才更新，盤中即時請看券商。第五，漲停股操作是高波動策略，可能虧損，請在自己能承受的範圍操作。我把這些先講清楚，是因為信任建立在不掩蓋限制之上。</w:t>
       </w:r>
     </w:p>
     <w:tbl>
@@ -4552,7 +4552,7 @@
           <w:sz w:val="22"/>
           <w:szCs w:val="22"/>
         </w:rPr>
-        <w:t xml:space="preserve">71% Hero ＝ 1 分鐘給專業背書。</w:t>
+        <w:t xml:space="preserve">70% Hero ＝ 1 分鐘給專業背書。</w:t>
       </w:r>
     </w:p>
     <w:p>
@@ -4625,7 +4625,7 @@
           <w:sz w:val="22"/>
           <w:szCs w:val="22"/>
         </w:rPr>
-        <w:t xml:space="preserve">【3 分鐘 elevator pitch 版】只用 Slide 1 + Slide 9 + Slide 11 + Slide 16。一張封面、一張 71% 勝率、一張商業模式、一張 CTA。適合電梯、餐會、KOL 訪談開場。</w:t>
+        <w:t xml:space="preserve">【3 分鐘 elevator pitch 版】只用 Slide 1 + Slide 9 + Slide 11 + Slide 16。一張封面、一張 70% 勝率、一張商業模式、一張 CTA。適合電梯、餐會、KOL 訪談開場。</w:t>
       </w:r>
     </w:p>
     <w:p>

--- a/proposal/股文觀指_商業簡報講稿.docx
+++ b/proposal/股文觀指_商業簡報講稿.docx
@@ -124,7 +124,7 @@
           <w:sz w:val="22"/>
           <w:szCs w:val="22"/>
         </w:rPr>
-        <w:t xml:space="preserve">總長約 12 分鐘。封面 30 秒、痛點與平台介紹 2 分鐘、5 大功能各 45 秒（共 4 分鐘）、70% 勝率 hero 1 分鐘、競爭定位 1 分鐘、商業模式與財務 1.5 分鐘、行銷與路線圖 1.5 分鐘、風險與 CTA 30 秒。</w:t>
+        <w:t xml:space="preserve">總長約 12 分鐘。封面 30 秒、痛點與平台介紹 2 分鐘、5 大功能各 45 秒（共 4 分鐘）、67% 勝率 hero 1 分鐘、競爭定位 1 分鐘、商業模式與財務 1.5 分鐘、行銷與路線圖 1.5 分鐘、風險與 CTA 30 秒。</w:t>
       </w:r>
     </w:p>
     <w:p>
@@ -155,7 +155,7 @@
           <w:sz w:val="22"/>
           <w:szCs w:val="22"/>
         </w:rPr>
-        <w:t xml:space="preserve">1. 不講「保證」「一定」「絕對」。講「目前數據顯示」「在這 99 個樣本中」。</w:t>
+        <w:t xml:space="preserve">1. 不講「保證」「一定」「絕對」。講「目前數據顯示」「在這 192 個樣本中」。</w:t>
       </w:r>
     </w:p>
     <w:p>
@@ -169,7 +169,7 @@
           <w:sz w:val="22"/>
           <w:szCs w:val="22"/>
         </w:rPr>
-        <w:t xml:space="preserve">2. 數字要說全：不只說「70%」，要說「10 天 185 個樣本」。</w:t>
+        <w:t xml:space="preserve">2. 數字要說全：不只說「67%」，要說「10 天 192 個樣本」。</w:t>
       </w:r>
     </w:p>
     <w:p>
@@ -228,7 +228,7 @@
           <w:sz w:val="22"/>
           <w:szCs w:val="22"/>
         </w:rPr>
-        <w:t xml:space="preserve">Q「樣本太少？」→ 是的，目前只有 185 筆，這也是為什麼我們公開所有計算方法。樣本會持續累積，每天都在增加。</w:t>
+        <w:t xml:space="preserve">Q「樣本太少？」→ 是的，目前只有 192 筆，這也是為什麼我們公開所有計算方法。樣本會持續累積，每天都在增加。</w:t>
       </w:r>
     </w:p>
     <w:p>
@@ -242,7 +242,7 @@
           <w:sz w:val="22"/>
           <w:szCs w:val="22"/>
         </w:rPr>
-        <w:t xml:space="preserve">Q「市場跌的時候呢？」→ 185 樣本裡涵蓋的是相對偏多頭的 10 天，這是限制。我們會在風險聲明裡明確揭露。</w:t>
+        <w:t xml:space="preserve">Q「市場跌的時候呢？」→ 192 樣本裡涵蓋的是相對偏多頭的 10 天，這是限制。我們會在風險聲明裡明確揭露。</w:t>
       </w:r>
     </w:p>
     <w:p>
@@ -357,7 +357,7 @@
                 <w:sz w:val="24"/>
                 <w:szCs w:val="24"/>
               </w:rPr>
-              <w:t xml:space="preserve">封面 · 70% 勝率 + URL</w:t>
+              <w:t xml:space="preserve">封面 · 67% 勝率 + URL</w:t>
             </w:r>
           </w:p>
         </w:tc>
@@ -427,7 +427,7 @@
           <w:sz w:val="18"/>
           <w:szCs w:val="18"/>
         </w:rPr>
-        <w:t xml:space="preserve">PPT 顯示巨大的「股文觀指 大師專區」品牌名，下方 70% 紅色大字。</w:t>
+        <w:t xml:space="preserve">PPT 顯示巨大的「股文觀指 大師專區」品牌名，下方 67% 紅色大字。</w:t>
       </w:r>
     </w:p>
     <w:p>
@@ -441,7 +441,7 @@
           <w:sz w:val="24"/>
           <w:szCs w:val="24"/>
         </w:rPr>
-        <w:t xml:space="preserve">大家好。今天要介紹的是「股文觀指 大師專區」——一個聚焦台股漲停股的資訊平台。在開始講細節之前，先看一個數字。我們用 TWSE 真實隔日 OHLC、185 個樣本、10 個交易日、樣本加權平均做出來的隔日開盤勝率是 70%。這個數字後面我會仔細解釋是怎麼算出來的，現在請先記住這個 70%。</w:t>
+        <w:t xml:space="preserve">大家好。今天要介紹的是「股文觀指 大師專區」——一個聚焦台股漲停股的資訊平台。在開始講細節之前，先看一個數字。我們用 TWSE 真實隔日 OHLC、192 個樣本、10 個交易日、樣本加權平均做出來的隔日開盤勝率是 67%。這個數字後面我會仔細解釋是怎麼算出來的，現在請先記住這個 67%。</w:t>
       </w:r>
     </w:p>
     <w:tbl>
@@ -520,7 +520,7 @@
                 <w:sz w:val="20"/>
                 <w:szCs w:val="20"/>
               </w:rPr>
-              <w:t xml:space="preserve">說完 70% 後停 2 秒，讓對方記住數字再繼續。</w:t>
+              <w:t xml:space="preserve">說完 67% 後停 2 秒，讓對方記住數字再繼續。</w:t>
             </w:r>
           </w:p>
         </w:tc>
@@ -2426,7 +2426,7 @@
           <w:sz w:val="22"/>
           <w:szCs w:val="22"/>
         </w:rPr>
-        <w:t xml:space="preserve">現在進入今天最重要的一張投影片：那個 70% 是怎麼算出來的。</w:t>
+        <w:t xml:space="preserve">現在進入今天最重要的一張投影片：那個 67% 是怎麼算出來的。</w:t>
       </w:r>
     </w:p>
     <w:p>
@@ -2513,7 +2513,7 @@
                 <w:sz w:val="24"/>
                 <w:szCs w:val="24"/>
               </w:rPr>
-              <w:t xml:space="preserve">★ 70% 勝率 HERO</w:t>
+              <w:t xml:space="preserve">★ 67% 勝率 HERO</w:t>
             </w:r>
           </w:p>
         </w:tc>
@@ -2583,7 +2583,7 @@
           <w:sz w:val="18"/>
           <w:szCs w:val="18"/>
         </w:rPr>
-        <w:t xml:space="preserve">整張投影片只有一個巨大的「70%」紅色大字，下方三個小數字：130/185、+2.58%、10 天。</w:t>
+        <w:t xml:space="preserve">整張投影片只有一個巨大的「67%」紅色大字，下方三個小數字：128/192、+2.42%、10 天。</w:t>
       </w:r>
     </w:p>
     <w:p>
@@ -2597,7 +2597,7 @@
           <w:sz w:val="24"/>
           <w:szCs w:val="24"/>
         </w:rPr>
-        <w:t xml:space="preserve">這就是開頭講的 70%。我說明清楚是怎麼算的：對過去 10 個交易日，每天平台「明日焦點」推薦的所有標的，我們去抓真實的隔日 TWSE OHLC，看開盤價是不是高於漲停日收盤——如果是，算一次「贏」。10 天累積 185 個樣本，贏 130 次，勝率 70%。這是樣本加權平均，不是日均，所以一個 3 標的的日子和一個 30 標的的日子算法是公平的。平均開盤報酬是 +2.58%。但我必須誠實說：185 樣本是小樣本，10 天沒涵蓋空頭循環，這是限制。過去績效不代表未來。</w:t>
+        <w:t xml:space="preserve">這就是開頭講的 67%。我說明清楚是怎麼算的：對過去 10 個交易日，每天平台「明日焦點」推薦的所有標的，我們去抓真實的隔日 TWSE OHLC，看開盤價是不是高於漲停日收盤——如果是，算一次「贏」。10 天累積 192 個樣本，贏 128 次，勝率 67%。這是樣本加權平均，不是日均，所以一個 3 標的的日子和一個 30 標的的日子算法是公平的。平均開盤報酬是 +2.42%。但我必須誠實說：192 樣本是小樣本，10 天沒涵蓋空頭循環，這是限制。過去績效不代表未來。</w:t>
       </w:r>
     </w:p>
     <w:tbl>
@@ -3675,7 +3675,7 @@
           <w:sz w:val="24"/>
           <w:szCs w:val="24"/>
         </w:rPr>
-        <w:t xml:space="preserve">三層漏斗。最上層，SEO 經營「漲停股 隔日表現」「台股月營收 YoY」這類長尾關鍵字，每天自動更新的資料頁本身就是 SEO 內容，自然會被搜尋引擎收錄。中層，靠真實數據揭露建立信任——70% 勝率、185 樣本、開源演算法，這是我們和「老師喊單」最大的區別。下層，免費 LINE 群作為高互動社群，使用者實際看到價值之後自然轉成月費會員。整條漏斗不用大量廣告投放，是時間累積換流量。</w:t>
+        <w:t xml:space="preserve">三層漏斗。最上層，SEO 經營「漲停股 隔日表現」「台股月營收 YoY」這類長尾關鍵字，每天自動更新的資料頁本身就是 SEO 內容，自然會被搜尋引擎收錄。中層，靠真實數據揭露建立信任——67% 勝率、192 樣本、開源演算法，這是我們和「老師喊單」最大的區別。下層，免費 LINE 群作為高互動社群，使用者實際看到價值之後自然轉成月費會員。整條漏斗不用大量廣告投放，是時間累積換流量。</w:t>
       </w:r>
     </w:p>
     <w:p>
@@ -4091,7 +4091,7 @@
           <w:sz w:val="24"/>
           <w:szCs w:val="24"/>
         </w:rPr>
-        <w:t xml:space="preserve">風險我必須直接講清楚。第一，樣本只有 185 筆 10 天，沒有跨多空頭循環，未來市況差會有顯著差異。第二，這是個人開發專案，目前沒有團隊和客服窗口。第三，我們不是金融顧問業者，所有內容都僅供參考，不構成任何投資建議。第四，每日資料盤後 2.5 小時才更新，盤中即時請看券商。第五，漲停股操作是高波動策略，可能虧損，請在自己能承受的範圍操作。我把這些先講清楚，是因為信任建立在不掩蓋限制之上。</w:t>
+        <w:t xml:space="preserve">風險我必須直接講清楚。第一，樣本只有 192 筆 10 天，沒有跨多空頭循環，未來市況差會有顯著差異。第二，這是個人開發專案，目前沒有團隊和客服窗口。第三，我們不是金融顧問業者，所有內容都僅供參考，不構成任何投資建議。第四，每日資料盤後 2.5 小時才更新，盤中即時請看券商。第五，漲停股操作是高波動策略，可能虧損，請在自己能承受的範圍操作。我把這些先講清楚，是因為信任建立在不掩蓋限制之上。</w:t>
       </w:r>
     </w:p>
     <w:tbl>
@@ -4552,7 +4552,7 @@
           <w:sz w:val="22"/>
           <w:szCs w:val="22"/>
         </w:rPr>
-        <w:t xml:space="preserve">70% Hero ＝ 1 分鐘給專業背書。</w:t>
+        <w:t xml:space="preserve">67% Hero ＝ 1 分鐘給專業背書。</w:t>
       </w:r>
     </w:p>
     <w:p>
@@ -4625,7 +4625,7 @@
           <w:sz w:val="22"/>
           <w:szCs w:val="22"/>
         </w:rPr>
-        <w:t xml:space="preserve">【3 分鐘 elevator pitch 版】只用 Slide 1 + Slide 9 + Slide 11 + Slide 16。一張封面、一張 70% 勝率、一張商業模式、一張 CTA。適合電梯、餐會、KOL 訪談開場。</w:t>
+        <w:t xml:space="preserve">【3 分鐘 elevator pitch 版】只用 Slide 1 + Slide 9 + Slide 11 + Slide 16。一張封面、一張 67% 勝率、一張商業模式、一張 CTA。適合電梯、餐會、KOL 訪談開場。</w:t>
       </w:r>
     </w:p>
     <w:p>
